--- a/docs/standards/word/CODE-QUALITY.docx
+++ b/docs/standards/word/CODE-QUALITY.docx
@@ -145,25 +145,19 @@
           <w:b/>
           <w:bCs/>
         </w:rPr>
-        <w:t xml:space="preserve">The rubric judges the artifact, so nothing in it turns on who typed the lines.</w:t>
-      </w:r>
-      <w:r>
-        <w:t xml:space="preserve"> </w:t>
-      </w:r>
-      <w:r>
-        <w:t xml:space="preserve">It was written</w:t>
-      </w:r>
-      <w:r>
-        <w:t xml:space="preserve"> </w:t>
-      </w:r>
-      <w:r>
-        <w:t xml:space="preserve">for a repository where much of the code came from an AI coding assistant across parallel sessions,</w:t>
-      </w:r>
-      <w:r>
-        <w:t xml:space="preserve"> </w:t>
-      </w:r>
-      <w:r>
-        <w:t xml:space="preserve">and it would read the same way for code written entirely by hand.</w:t>
+        <w:t xml:space="preserve">What this is.</w:t>
+      </w:r>
+      <w:r>
+        <w:t xml:space="preserve"> </w:t>
+      </w:r>
+      <w:r>
+        <w:t xml:space="preserve">Eleven signals for judging a body of code, in two tiers weighted unequally. The</w:t>
+      </w:r>
+      <w:r>
+        <w:t xml:space="preserve"> </w:t>
+      </w:r>
+      <w:r>
+        <w:t xml:space="preserve">rubric judges the artifact, so nothing in it turns on who typed the lines.</w:t>
       </w:r>
     </w:p>
     <w:p>
@@ -171,69 +165,39 @@
         <w:pStyle w:val="BodyText"/>
       </w:pPr>
       <w:r>
-        <w:t xml:space="preserve">Eleven signals answer the question, in two tiers weighted unequally.</w:t>
-      </w:r>
-      <w:r>
-        <w:t xml:space="preserve"> </w:t>
-      </w:r>
-      <w:r>
-        <w:rPr>
-          <w:b/>
-          <w:bCs/>
-        </w:rPr>
-        <w:t xml:space="preserve">Tier 1 carries the verdict:</w:t>
-      </w:r>
-      <w:r>
-        <w:t xml:space="preserve"> </w:t>
-      </w:r>
-      <w:r>
-        <w:t xml:space="preserve">six structural properties a machine can check and that are hard to fake -- enforced architecture</w:t>
-      </w:r>
-      <w:r>
-        <w:t xml:space="preserve"> </w:t>
-      </w:r>
-      <w:r>
-        <w:t xml:space="preserve">boundaries, strict type checking, tests that assert real values rather than mock choreography,</w:t>
-      </w:r>
-      <w:r>
-        <w:t xml:space="preserve"> </w:t>
-      </w:r>
-      <w:r>
-        <w:t xml:space="preserve">dependency integrity, blocking security scanning alongside a written threat model, and a published</w:t>
-      </w:r>
-      <w:r>
-        <w:t xml:space="preserve"> </w:t>
-      </w:r>
-      <w:r>
-        <w:t xml:space="preserve">artifact containing only what was declared.</w:t>
-      </w:r>
-      <w:r>
-        <w:t xml:space="preserve"> </w:t>
-      </w:r>
-      <w:r>
-        <w:rPr>
-          <w:b/>
-          <w:bCs/>
-        </w:rPr>
-        <w:t xml:space="preserve">Tier 2 only starts conversations:</w:t>
-      </w:r>
-      <w:r>
-        <w:t xml:space="preserve"> </w:t>
-      </w:r>
-      <w:r>
-        <w:t xml:space="preserve">mutation testing,</w:t>
-      </w:r>
-      <w:r>
-        <w:t xml:space="preserve"> </w:t>
-      </w:r>
-      <w:r>
-        <w:t xml:space="preserve">coverage visibility, duplication, lint breadth and complexity triage inform a reviewer and certify</w:t>
-      </w:r>
-      <w:r>
-        <w:t xml:space="preserve"> </w:t>
-      </w:r>
-      <w:r>
-        <w:t xml:space="preserve">nothing.</w:t>
+        <w:rPr>
+          <w:b/>
+          <w:bCs/>
+        </w:rPr>
+        <w:t xml:space="preserve">Why it matters.</w:t>
+      </w:r>
+      <w:r>
+        <w:t xml:space="preserve"> </w:t>
+      </w:r>
+      <w:r>
+        <w:rPr>
+          <w:b/>
+          <w:bCs/>
+        </w:rPr>
+        <w:t xml:space="preserve">Do not certify quality, and do not fail a build, on any single number</w:t>
+      </w:r>
+      <w:r>
+        <w:t xml:space="preserve"> </w:t>
+      </w:r>
+      <w:r>
+        <w:t xml:space="preserve">--</w:t>
+      </w:r>
+      <w:r>
+        <w:t xml:space="preserve"> </w:t>
+      </w:r>
+      <w:r>
+        <w:t xml:space="preserve">not line coverage, not lines of code, not cyclomatic complexity, not static-analysis severity</w:t>
+      </w:r>
+      <w:r>
+        <w:t xml:space="preserve"> </w:t>
+      </w:r>
+      <w:r>
+        <w:t xml:space="preserve">counts. The verdict is the composite, never one row.</w:t>
       </w:r>
     </w:p>
     <w:p>
@@ -241,55 +205,23 @@
         <w:pStyle w:val="BodyText"/>
       </w:pPr>
       <w:r>
-        <w:t xml:space="preserve">The rule that holds the two apart is hard, and it is the one most often broken.</w:t>
-      </w:r>
-      <w:r>
-        <w:t xml:space="preserve"> </w:t>
-      </w:r>
-      <w:r>
-        <w:rPr>
-          <w:b/>
-          <w:bCs/>
-        </w:rPr>
-        <w:t xml:space="preserve">Do not certify</w:t>
-      </w:r>
-      <w:r>
-        <w:rPr>
-          <w:b/>
-          <w:bCs/>
-        </w:rPr>
-        <w:t xml:space="preserve"> </w:t>
-      </w:r>
-      <w:r>
-        <w:rPr>
-          <w:b/>
-          <w:bCs/>
-        </w:rPr>
-        <w:t xml:space="preserve">quality, and do not fail a build, on any single number</w:t>
-      </w:r>
-      <w:r>
-        <w:t xml:space="preserve"> </w:t>
-      </w:r>
-      <w:r>
-        <w:t xml:space="preserve">-- not line coverage, not lines of code,</w:t>
-      </w:r>
-      <w:r>
-        <w:t xml:space="preserve"> </w:t>
-      </w:r>
-      <w:r>
-        <w:t xml:space="preserve">not cyclomatic complexity, not static-analysis severity counts. Any of them may be surfaced as</w:t>
-      </w:r>
-      <w:r>
-        <w:t xml:space="preserve"> </w:t>
-      </w:r>
-      <w:r>
-        <w:t xml:space="preserve">advisory triage that a human arbitrates; none of them may be the gate. The verdict is the composite,</w:t>
-      </w:r>
-      <w:r>
-        <w:t xml:space="preserve"> </w:t>
-      </w:r>
-      <w:r>
-        <w:t xml:space="preserve">never one row.</w:t>
+        <w:rPr>
+          <w:b/>
+          <w:bCs/>
+        </w:rPr>
+        <w:t xml:space="preserve">What it costs you.</w:t>
+      </w:r>
+      <w:r>
+        <w:t xml:space="preserve"> </w:t>
+      </w:r>
+      <w:r>
+        <w:t xml:space="preserve">Pipeline minutes, and the attention to read advisory output nobody is obliged</w:t>
+      </w:r>
+      <w:r>
+        <w:t xml:space="preserve"> </w:t>
+      </w:r>
+      <w:r>
+        <w:t xml:space="preserve">to act on. Three of the eleven rows are owned by a companion document rather than restated here.</w:t>
       </w:r>
     </w:p>
     <w:p>
@@ -297,38 +229,61 @@
         <w:pStyle w:val="BodyText"/>
       </w:pPr>
       <w:r>
-        <w:t xml:space="preserve">Two things this deliberately withholds. It supplies</w:t>
-      </w:r>
-      <w:r>
-        <w:t xml:space="preserve"> </w:t>
-      </w:r>
-      <w:r>
-        <w:rPr>
-          <w:b/>
-          <w:bCs/>
-        </w:rPr>
-        <w:t xml:space="preserve">no thresholds</w:t>
-      </w:r>
-      <w:r>
-        <w:t xml:space="preserve">: the published evidence</w:t>
-      </w:r>
-      <w:r>
-        <w:t xml:space="preserve"> </w:t>
-      </w:r>
-      <w:r>
-        <w:t xml:space="preserve">establishes that single metrics fail and validates no cutoff, so any number you use is one you set</w:t>
-      </w:r>
-      <w:r>
-        <w:t xml:space="preserve"> </w:t>
-      </w:r>
-      <w:r>
-        <w:t xml:space="preserve">and have to defend. And where merges cannot be blocked, Tier 1 degrades from a set of controls to a</w:t>
-      </w:r>
-      <w:r>
-        <w:t xml:space="preserve"> </w:t>
-      </w:r>
-      <w:r>
-        <w:t xml:space="preserve">checklist -- which an honest scorecard says out loud rather than scoring around.</w:t>
+        <w:rPr>
+          <w:b/>
+          <w:bCs/>
+        </w:rPr>
+        <w:t xml:space="preserve">Not for you</w:t>
+      </w:r>
+      <w:r>
+        <w:t xml:space="preserve"> </w:t>
+      </w:r>
+      <w:r>
+        <w:t xml:space="preserve">if you want thresholds or a grade. It validates no cutoff, confers no certification,</w:t>
+      </w:r>
+      <w:r>
+        <w:t xml:space="preserve"> </w:t>
+      </w:r>
+      <w:r>
+        <w:t xml:space="preserve">and where merges cannot be blocked Tier 1 degrades from a set of controls to a checklist.</w:t>
+      </w:r>
+    </w:p>
+    <w:p>
+      <w:pPr>
+        <w:pStyle w:val="BodyText"/>
+      </w:pPr>
+      <w:r>
+        <w:rPr>
+          <w:b/>
+          <w:bCs/>
+        </w:rPr>
+        <w:t xml:space="preserve">Where to start.</w:t>
+      </w:r>
+      <w:r>
+        <w:t xml:space="preserve"> </w:t>
+      </w:r>
+      <w:hyperlink w:anchor="the-rubric-two-tiers-weighted-unequally">
+        <w:r>
+          <w:rPr>
+            <w:rStyle w:val="Hyperlink"/>
+          </w:rPr>
+          <w:t xml:space="preserve">The rubric: two tiers, weighted unequally</w:t>
+        </w:r>
+      </w:hyperlink>
+      <w:r>
+        <w:t xml:space="preserve">.</w:t>
+      </w:r>
+      <w:r>
+        <w:t xml:space="preserve"> </w:t>
+      </w:r>
+      <w:r>
+        <w:t xml:space="preserve">Tier 1 carries the verdict with six structural properties a machine can check. Tier 2 only starts</w:t>
+      </w:r>
+      <w:r>
+        <w:t xml:space="preserve"> </w:t>
+      </w:r>
+      <w:r>
+        <w:t xml:space="preserve">conversations.</w:t>
       </w:r>
     </w:p>
     <w:p>

--- a/docs/standards/word/CODE-QUALITY.docx
+++ b/docs/standards/word/CODE-QUALITY.docx
@@ -209,19 +209,31 @@
           <w:b/>
           <w:bCs/>
         </w:rPr>
-        <w:t xml:space="preserve">What it costs you.</w:t>
-      </w:r>
-      <w:r>
-        <w:t xml:space="preserve"> </w:t>
-      </w:r>
-      <w:r>
-        <w:t xml:space="preserve">Pipeline minutes, and the attention to read advisory output nobody is obliged</w:t>
-      </w:r>
-      <w:r>
-        <w:t xml:space="preserve"> </w:t>
-      </w:r>
-      <w:r>
-        <w:t xml:space="preserve">to act on. Three of the eleven rows are owned by a companion document rather than restated here.</w:t>
+        <w:t xml:space="preserve">Cost/Benefit.</w:t>
+      </w:r>
+      <w:r>
+        <w:t xml:space="preserve"> </w:t>
+      </w:r>
+      <w:r>
+        <w:t xml:space="preserve">Pipeline minutes, and the attention to read advisory output nobody is obliged to</w:t>
+      </w:r>
+      <w:r>
+        <w:t xml:space="preserve"> </w:t>
+      </w:r>
+      <w:r>
+        <w:t xml:space="preserve">act on. Three of the eleven rows are owned by a companion document rather than restated here. The</w:t>
+      </w:r>
+      <w:r>
+        <w:t xml:space="preserve"> </w:t>
+      </w:r>
+      <w:r>
+        <w:t xml:space="preserve">scorecard that results survives being argued with. Each row names the document that owns it, no row</w:t>
+      </w:r>
+      <w:r>
+        <w:t xml:space="preserve"> </w:t>
+      </w:r>
+      <w:r>
+        <w:t xml:space="preserve">is built without a receipt, and every figure is quoted with its hedge beside the ones refuted.</w:t>
       </w:r>
     </w:p>
     <w:p>
@@ -294,13 +306,13 @@
       </w:r>
     </w:p>
     <w:bookmarkEnd w:id="12"/>
-    <w:bookmarkStart w:id="14" w:name="Xeb4de11c7f9e84ded4ebc586203c6a5fc4cb3c1"/>
+    <w:bookmarkStart w:id="14" w:name="costbenefit-and-where-it-does-not-apply"/>
     <w:p>
       <w:pPr>
         <w:pStyle w:val="Heading2"/>
       </w:pPr>
       <w:r>
-        <w:t xml:space="preserve">What this costs you, and where it does not apply</w:t>
+        <w:t xml:space="preserve">Cost/Benefit, and where it does not apply</w:t>
       </w:r>
     </w:p>
     <w:p>

--- a/docs/standards/word/CODE-QUALITY.docx
+++ b/docs/standards/word/CODE-QUALITY.docx
@@ -209,31 +209,61 @@
           <w:b/>
           <w:bCs/>
         </w:rPr>
-        <w:t xml:space="preserve">Cost/Benefit.</w:t>
-      </w:r>
-      <w:r>
-        <w:t xml:space="preserve"> </w:t>
-      </w:r>
-      <w:r>
-        <w:t xml:space="preserve">Pipeline minutes, and the attention to read advisory output nobody is obliged to</w:t>
-      </w:r>
-      <w:r>
-        <w:t xml:space="preserve"> </w:t>
-      </w:r>
-      <w:r>
-        <w:t xml:space="preserve">act on. Three of the eleven rows are owned by a companion document rather than restated here. The</w:t>
-      </w:r>
-      <w:r>
-        <w:t xml:space="preserve"> </w:t>
-      </w:r>
-      <w:r>
-        <w:t xml:space="preserve">scorecard that results survives being argued with. Each row names the document that owns it, no row</w:t>
-      </w:r>
-      <w:r>
-        <w:t xml:space="preserve"> </w:t>
-      </w:r>
-      <w:r>
-        <w:t xml:space="preserve">is built without a receipt, and every figure is quoted with its hedge beside the ones refuted.</w:t>
+        <w:t xml:space="preserve">Benefits.</w:t>
+      </w:r>
+      <w:r>
+        <w:t xml:space="preserve"> </w:t>
+      </w:r>
+      <w:r>
+        <w:t xml:space="preserve">A completed scorecard survives being argued with. Each row names the document that</w:t>
+      </w:r>
+      <w:r>
+        <w:t xml:space="preserve"> </w:t>
+      </w:r>
+      <w:r>
+        <w:t xml:space="preserve">owns it, no row is built without a receipt, and every figure is quoted with its hedge beside the</w:t>
+      </w:r>
+      <w:r>
+        <w:t xml:space="preserve"> </w:t>
+      </w:r>
+      <w:r>
+        <w:t xml:space="preserve">ones refuted.</w:t>
+      </w:r>
+    </w:p>
+    <w:p>
+      <w:pPr>
+        <w:pStyle w:val="BodyText"/>
+      </w:pPr>
+      <w:r>
+        <w:rPr>
+          <w:b/>
+          <w:bCs/>
+        </w:rPr>
+        <w:t xml:space="preserve">Costs.</w:t>
+      </w:r>
+      <w:r>
+        <w:t xml:space="preserve"> </w:t>
+      </w:r>
+      <w:r>
+        <w:t xml:space="preserve">The measurement layer costs pipeline minutes, plus the attention to read advisory</w:t>
+      </w:r>
+      <w:r>
+        <w:t xml:space="preserve"> </w:t>
+      </w:r>
+      <w:r>
+        <w:t xml:space="preserve">output nobody is obliged to act on. Three of the eleven rows are owned by a companion document</w:t>
+      </w:r>
+      <w:r>
+        <w:t xml:space="preserve"> </w:t>
+      </w:r>
+      <w:r>
+        <w:t xml:space="preserve">rather than restated here. With no such companion, the rubric tells you a row is missing and not</w:t>
+      </w:r>
+      <w:r>
+        <w:t xml:space="preserve"> </w:t>
+      </w:r>
+      <w:r>
+        <w:t xml:space="preserve">how to build it.</w:t>
       </w:r>
     </w:p>
     <w:p>
@@ -306,13 +336,13 @@
       </w:r>
     </w:p>
     <w:bookmarkEnd w:id="12"/>
-    <w:bookmarkStart w:id="14" w:name="costbenefit-and-where-it-does-not-apply"/>
+    <w:bookmarkStart w:id="14" w:name="costs-and-where-it-does-not-apply"/>
     <w:p>
       <w:pPr>
         <w:pStyle w:val="Heading2"/>
       </w:pPr>
       <w:r>
-        <w:t xml:space="preserve">Cost/Benefit, and where it does not apply</w:t>
+        <w:t xml:space="preserve">Costs, and where it does not apply</w:t>
       </w:r>
     </w:p>
     <w:p>

--- a/docs/standards/word/CODE-QUALITY.docx
+++ b/docs/standards/word/CODE-QUALITY.docx
@@ -209,19 +209,61 @@
           <w:b/>
           <w:bCs/>
         </w:rPr>
-        <w:t xml:space="preserve">What it costs you.</w:t>
-      </w:r>
-      <w:r>
-        <w:t xml:space="preserve"> </w:t>
-      </w:r>
-      <w:r>
-        <w:t xml:space="preserve">Pipeline minutes, and the attention to read advisory output nobody is obliged</w:t>
-      </w:r>
-      <w:r>
-        <w:t xml:space="preserve"> </w:t>
-      </w:r>
-      <w:r>
-        <w:t xml:space="preserve">to act on. Three of the eleven rows are owned by a companion document rather than restated here.</w:t>
+        <w:t xml:space="preserve">Benefits.</w:t>
+      </w:r>
+      <w:r>
+        <w:t xml:space="preserve"> </w:t>
+      </w:r>
+      <w:r>
+        <w:t xml:space="preserve">A completed scorecard survives being argued with. Each row names the document that</w:t>
+      </w:r>
+      <w:r>
+        <w:t xml:space="preserve"> </w:t>
+      </w:r>
+      <w:r>
+        <w:t xml:space="preserve">owns it, no row is built without a receipt, and every figure is quoted with its hedge beside the</w:t>
+      </w:r>
+      <w:r>
+        <w:t xml:space="preserve"> </w:t>
+      </w:r>
+      <w:r>
+        <w:t xml:space="preserve">ones refuted.</w:t>
+      </w:r>
+    </w:p>
+    <w:p>
+      <w:pPr>
+        <w:pStyle w:val="BodyText"/>
+      </w:pPr>
+      <w:r>
+        <w:rPr>
+          <w:b/>
+          <w:bCs/>
+        </w:rPr>
+        <w:t xml:space="preserve">Costs.</w:t>
+      </w:r>
+      <w:r>
+        <w:t xml:space="preserve"> </w:t>
+      </w:r>
+      <w:r>
+        <w:t xml:space="preserve">The measurement layer costs pipeline minutes, plus the attention to read advisory</w:t>
+      </w:r>
+      <w:r>
+        <w:t xml:space="preserve"> </w:t>
+      </w:r>
+      <w:r>
+        <w:t xml:space="preserve">output nobody is obliged to act on. Three of the eleven rows are owned by a companion document</w:t>
+      </w:r>
+      <w:r>
+        <w:t xml:space="preserve"> </w:t>
+      </w:r>
+      <w:r>
+        <w:t xml:space="preserve">rather than restated here. With no such companion, the rubric tells you a row is missing and not</w:t>
+      </w:r>
+      <w:r>
+        <w:t xml:space="preserve"> </w:t>
+      </w:r>
+      <w:r>
+        <w:t xml:space="preserve">how to build it.</w:t>
       </w:r>
     </w:p>
     <w:p>
@@ -294,13 +336,13 @@
       </w:r>
     </w:p>
     <w:bookmarkEnd w:id="12"/>
-    <w:bookmarkStart w:id="14" w:name="Xeb4de11c7f9e84ded4ebc586203c6a5fc4cb3c1"/>
+    <w:bookmarkStart w:id="14" w:name="costs-and-where-it-does-not-apply"/>
     <w:p>
       <w:pPr>
         <w:pStyle w:val="Heading2"/>
       </w:pPr>
       <w:r>
-        <w:t xml:space="preserve">What this costs you, and where it does not apply</w:t>
+        <w:t xml:space="preserve">Costs, and where it does not apply</w:t>
       </w:r>
     </w:p>
     <w:p>
